--- a/Documentation/Deployment_Guide.docx
+++ b/Documentation/Deployment_Guide.docx
@@ -2,6 +2,20 @@
 <file path=word/document.xml><?xml version="1.0" encoding="utf-8"?>
 <w:document xmlns:wpc="http://schemas.microsoft.com/office/word/2010/wordprocessingCanvas" xmlns:mc="http://schemas.openxmlformats.org/markup-compatibility/2006" xmlns:o="urn:schemas-microsoft-com:office:office" xmlns:r="http://schemas.openxmlformats.org/officeDocument/2006/relationships" xmlns:m="http://schemas.openxmlformats.org/officeDocument/2006/math" xmlns:v="urn:schemas-microsoft-com:vml" xmlns:wp14="http://schemas.microsoft.com/office/word/2010/wordprocessingDrawing" xmlns:wp="http://schemas.openxmlformats.org/drawingml/2006/wordprocessingDrawing" xmlns:w10="urn:schemas-microsoft-com:office:word" xmlns:w="http://schemas.openxmlformats.org/wordprocessingml/2006/main" xmlns:w14="http://schemas.microsoft.com/office/word/2010/wordml" xmlns:w15="http://schemas.microsoft.com/office/word/2012/wordml" xmlns:wpg="http://schemas.microsoft.com/office/word/2010/wordprocessingGroup" xmlns:wpi="http://schemas.microsoft.com/office/word/2010/wordprocessingInk" xmlns:wne="http://schemas.microsoft.com/office/word/2006/wordml" xmlns:wps="http://schemas.microsoft.com/office/word/2010/wordprocessingShape" xmlns:cx="http://schemas.microsoft.com/office/drawing/2014/chartex" xmlns:cx1="http://schemas.microsoft.com/office/drawing/2015/9/8/chartex" xmlns:cx2="http://schemas.microsoft.com/office/drawing/2015/10/21/chartex" xmlns:cx3="http://schemas.microsoft.com/office/drawing/2016/5/9/chartex" xmlns:cx4="http://schemas.microsoft.com/office/drawing/2016/5/10/chartex" xmlns:cx5="http://schemas.microsoft.com/office/drawing/2016/5/11/chartex" xmlns:cx6="http://schemas.microsoft.com/office/drawing/2016/5/12/chartex" xmlns:cx7="http://schemas.microsoft.com/office/drawing/2016/5/13/chartex" xmlns:cx8="http://schemas.microsoft.com/office/drawing/2016/5/14/chartex" xmlns:aink="http://schemas.microsoft.com/office/drawing/2016/ink" xmlns:am3d="http://schemas.microsoft.com/office/drawing/2017/model3d" xmlns:w16cex="http://schemas.microsoft.com/office/word/2018/wordml/cex" xmlns:w16cid="http://schemas.microsoft.com/office/word/2016/wordml/cid" xmlns:w16="http://schemas.microsoft.com/office/word/2018/wordml" xmlns:w16sdtdh="http://schemas.microsoft.com/office/word/2020/wordml/sdtdatahash" xmlns:w16se="http://schemas.microsoft.com/office/word/2015/wordml/symex" mc:Ignorable="w14 w15 wp14">
   <w:body>
+    <w:p>
+      <w:pPr>
+        <w:spacing w:after="120" w:before="60"/>
+      </w:pPr>
+      <w:r>
+        <w:rPr>
+          <w:rFonts w:ascii="Arial" w:cs="Arial" w:eastAsia="Arial" w:hAnsi="Arial"/>
+          <w:color w:val="1E293B"/>
+          <w:sz w:val="22"/>
+          <w:szCs w:val="22"/>
+        </w:rPr>
+        <w:t xml:space="preserve">The production deployment uses a single Dockerfile with supervisord managing all three processes (SAJHA, Agent, nginx). The Dockerfiles below show the historical separate-container approach; see the actual Dockerfile at the repository root for the production single-container implementation.</w:t>
+      </w:r>
+    </w:p>
     <w:p>
       <w:pPr>
         <w:spacing w:after="0" w:before="2880"/>
@@ -88,7 +102,7 @@
           <w:sz w:val="22"/>
           <w:szCs w:val="22"/>
         </w:rPr>
-        <w:t xml:space="preserve">B-Pulse Digital Workers is a containerised platform supporting deployment on AWS ECS/EKS, Azure AKS, or any Kubernetes-compatible environment. The platform has two components: the Agent Server (FastAPI) and the SAJHA MCP Server (Flask), which must run in the same private network.</w:t>
+        <w:t xml:space="preserve">B-Pulse Digital Workers uses a single-container deployment architecture with supervisord managing three processes: SAJHA MCP Server (Flask, 127.0.0.1:3002, priority 1), Agent Server (FastAPI, 127.0.0.1:8000, priority 2), and nginx reverse proxy ($PORT default 80, priority 3). The agent-server is the only service externally accessible via nginx; SAJHA and the agent server bind to loopback interfaces (127.0.0.1) and remain internal-only.</w:t>
       </w:r>
     </w:p>
     <w:p>
@@ -326,75 +340,75 @@
                 <w:sz w:val="19"/>
                 <w:szCs w:val="19"/>
               </w:rPr>
-              <w:t xml:space="preserve">HTTPS Load Balancer</w:t>
-            </w:r>
-          </w:p>
-        </w:tc>
-        <w:tc>
-          <w:tcPr>
-            <w:tcW w:type="dxa" w:w="3120"/>
-            <w:tcBorders>
-              <w:top w:val="single" w:color="CBD5E1" w:sz="1"/>
-              <w:left w:val="single" w:color="CBD5E1" w:sz="1"/>
-              <w:bottom w:val="single" w:color="CBD5E1" w:sz="1"/>
-              <w:right w:val="single" w:color="CBD5E1" w:sz="1"/>
-            </w:tcBorders>
-            <w:shd w:fill="FFFFFF" w:val="clear"/>
-            <w:tcMar>
-              <w:top w:type="dxa" w:w="80"/>
-              <w:left w:type="dxa" w:w="120"/>
-              <w:bottom w:type="dxa" w:w="80"/>
-              <w:right w:type="dxa" w:w="120"/>
-            </w:tcMar>
-          </w:tcPr>
-          <w:p>
-            <w:pPr>
-              <w:spacing w:after="0" w:before="0"/>
-            </w:pPr>
-            <w:r>
-              <w:rPr>
-                <w:rFonts w:ascii="Arial" w:cs="Arial" w:eastAsia="Arial" w:hAnsi="Arial"/>
-                <w:b w:val="false"/>
-                <w:bCs w:val="false"/>
-                <w:color w:val="1E293B"/>
-                <w:sz w:val="19"/>
-                <w:szCs w:val="19"/>
-              </w:rPr>
-              <w:t xml:space="preserve">ALB / AGW / Cloud LB</w:t>
-            </w:r>
-          </w:p>
-        </w:tc>
-        <w:tc>
-          <w:tcPr>
-            <w:tcW w:type="dxa" w:w="3120"/>
-            <w:tcBorders>
-              <w:top w:val="single" w:color="CBD5E1" w:sz="1"/>
-              <w:left w:val="single" w:color="CBD5E1" w:sz="1"/>
-              <w:bottom w:val="single" w:color="CBD5E1" w:sz="1"/>
-              <w:right w:val="single" w:color="CBD5E1" w:sz="1"/>
-            </w:tcBorders>
-            <w:shd w:fill="FFFFFF" w:val="clear"/>
-            <w:tcMar>
-              <w:top w:type="dxa" w:w="80"/>
-              <w:left w:type="dxa" w:w="120"/>
-              <w:bottom w:type="dxa" w:w="80"/>
-              <w:right w:type="dxa" w:w="120"/>
-            </w:tcMar>
-          </w:tcPr>
-          <w:p>
-            <w:pPr>
-              <w:spacing w:after="0" w:before="0"/>
-            </w:pPr>
-            <w:r>
-              <w:rPr>
-                <w:rFonts w:ascii="Arial" w:cs="Arial" w:eastAsia="Arial" w:hAnsi="Arial"/>
-                <w:b w:val="false"/>
-                <w:bCs w:val="false"/>
-                <w:color w:val="1E293B"/>
-                <w:sz w:val="19"/>
-                <w:szCs w:val="19"/>
-              </w:rPr>
-              <w:t xml:space="preserve">TLS termination; forwards to agent-server:8000</w:t>
+              <w:t xml:space="preserve">nginx reverse proxy</w:t>
+            </w:r>
+          </w:p>
+        </w:tc>
+        <w:tc>
+          <w:tcPr>
+            <w:tcW w:type="dxa" w:w="3120"/>
+            <w:tcBorders>
+              <w:top w:val="single" w:color="CBD5E1" w:sz="1"/>
+              <w:left w:val="single" w:color="CBD5E1" w:sz="1"/>
+              <w:bottom w:val="single" w:color="CBD5E1" w:sz="1"/>
+              <w:right w:val="single" w:color="CBD5E1" w:sz="1"/>
+            </w:tcBorders>
+            <w:shd w:fill="FFFFFF" w:val="clear"/>
+            <w:tcMar>
+              <w:top w:type="dxa" w:w="80"/>
+              <w:left w:type="dxa" w:w="120"/>
+              <w:bottom w:type="dxa" w:w="80"/>
+              <w:right w:type="dxa" w:w="120"/>
+            </w:tcMar>
+          </w:tcPr>
+          <w:p>
+            <w:pPr>
+              <w:spacing w:after="0" w:before="0"/>
+            </w:pPr>
+            <w:r>
+              <w:rPr>
+                <w:rFonts w:ascii="Arial" w:cs="Arial" w:eastAsia="Arial" w:hAnsi="Arial"/>
+                <w:b w:val="false"/>
+                <w:bCs w:val="false"/>
+                <w:color w:val="1E293B"/>
+                <w:sz w:val="19"/>
+                <w:szCs w:val="19"/>
+              </w:rPr>
+              <w:t xml:space="preserve">Runs in same container</w:t>
+            </w:r>
+          </w:p>
+        </w:tc>
+        <w:tc>
+          <w:tcPr>
+            <w:tcW w:type="dxa" w:w="3120"/>
+            <w:tcBorders>
+              <w:top w:val="single" w:color="CBD5E1" w:sz="1"/>
+              <w:left w:val="single" w:color="CBD5E1" w:sz="1"/>
+              <w:bottom w:val="single" w:color="CBD5E1" w:sz="1"/>
+              <w:right w:val="single" w:color="CBD5E1" w:sz="1"/>
+            </w:tcBorders>
+            <w:shd w:fill="FFFFFF" w:val="clear"/>
+            <w:tcMar>
+              <w:top w:type="dxa" w:w="80"/>
+              <w:left w:type="dxa" w:w="120"/>
+              <w:bottom w:type="dxa" w:w="80"/>
+              <w:right w:type="dxa" w:w="120"/>
+            </w:tcMar>
+          </w:tcPr>
+          <w:p>
+            <w:pPr>
+              <w:spacing w:after="0" w:before="0"/>
+            </w:pPr>
+            <w:r>
+              <w:rPr>
+                <w:rFonts w:ascii="Arial" w:cs="Arial" w:eastAsia="Arial" w:hAnsi="Arial"/>
+                <w:b w:val="false"/>
+                <w:bCs w:val="false"/>
+                <w:color w:val="1E293B"/>
+                <w:sz w:val="19"/>
+                <w:szCs w:val="19"/>
+              </w:rPr>
+              <w:t xml:space="preserve">Priority 3; port $PORT (default 80); SSE: proxy_buffering off, chunked_transfer_encoding on, proxy_read_timeout 300s</w:t>
             </w:r>
           </w:p>
         </w:tc>
@@ -430,7 +444,7 @@
                 <w:sz w:val="19"/>
                 <w:szCs w:val="19"/>
               </w:rPr>
-              <w:t xml:space="preserve">agent-server container</w:t>
+              <w:t xml:space="preserve">agent-server process</w:t>
             </w:r>
           </w:p>
         </w:tc>
@@ -498,7 +512,7 @@
                 <w:sz w:val="19"/>
                 <w:szCs w:val="19"/>
               </w:rPr>
-              <w:t xml:space="preserve">2 tasks minimum (HA); 1 vCPU / 2 GB RAM per task</w:t>
+              <w:t xml:space="preserve">Priority 2; FastAPI on 127.0.0.1:8000 (loopback only)</w:t>
             </w:r>
           </w:p>
         </w:tc>
@@ -534,7 +548,7 @@
                 <w:sz w:val="19"/>
                 <w:szCs w:val="19"/>
               </w:rPr>
-              <w:t xml:space="preserve">sajha-mcp container</w:t>
+              <w:t xml:space="preserve">sajha-mcp process</w:t>
             </w:r>
           </w:p>
         </w:tc>
@@ -602,7 +616,7 @@
                 <w:sz w:val="19"/>
                 <w:szCs w:val="19"/>
               </w:rPr>
-              <w:t xml:space="preserve">1-2 tasks; 2 vCPU / 4 GB RAM per task (tool execution)</w:t>
+              <w:t xml:space="preserve">Priority 1; Flask on 127.0.0.1:3002 (loopback only)</w:t>
             </w:r>
           </w:p>
         </w:tc>
@@ -638,75 +652,75 @@
                 <w:sz w:val="19"/>
                 <w:szCs w:val="19"/>
               </w:rPr>
-              <w:t xml:space="preserve">Shared Config Storage</w:t>
-            </w:r>
-          </w:p>
-        </w:tc>
-        <w:tc>
-          <w:tcPr>
-            <w:tcW w:type="dxa" w:w="3120"/>
-            <w:tcBorders>
-              <w:top w:val="single" w:color="CBD5E1" w:sz="1"/>
-              <w:left w:val="single" w:color="CBD5E1" w:sz="1"/>
-              <w:bottom w:val="single" w:color="CBD5E1" w:sz="1"/>
-              <w:right w:val="single" w:color="CBD5E1" w:sz="1"/>
-            </w:tcBorders>
-            <w:shd w:fill="FFFFFF" w:val="clear"/>
-            <w:tcMar>
-              <w:top w:type="dxa" w:w="80"/>
-              <w:left w:type="dxa" w:w="120"/>
-              <w:bottom w:type="dxa" w:w="80"/>
-              <w:right w:type="dxa" w:w="120"/>
-            </w:tcMar>
-          </w:tcPr>
-          <w:p>
-            <w:pPr>
-              <w:spacing w:after="0" w:before="0"/>
-            </w:pPr>
-            <w:r>
-              <w:rPr>
-                <w:rFonts w:ascii="Arial" w:cs="Arial" w:eastAsia="Arial" w:hAnsi="Arial"/>
-                <w:b w:val="false"/>
-                <w:bCs w:val="false"/>
-                <w:color w:val="1E293B"/>
-                <w:sz w:val="19"/>
-                <w:szCs w:val="19"/>
-              </w:rPr>
-              <w:t xml:space="preserve">EFS / Azure Files / GCS</w:t>
-            </w:r>
-          </w:p>
-        </w:tc>
-        <w:tc>
-          <w:tcPr>
-            <w:tcW w:type="dxa" w:w="3120"/>
-            <w:tcBorders>
-              <w:top w:val="single" w:color="CBD5E1" w:sz="1"/>
-              <w:left w:val="single" w:color="CBD5E1" w:sz="1"/>
-              <w:bottom w:val="single" w:color="CBD5E1" w:sz="1"/>
-              <w:right w:val="single" w:color="CBD5E1" w:sz="1"/>
-            </w:tcBorders>
-            <w:shd w:fill="FFFFFF" w:val="clear"/>
-            <w:tcMar>
-              <w:top w:type="dxa" w:w="80"/>
-              <w:left w:type="dxa" w:w="120"/>
-              <w:bottom w:type="dxa" w:w="80"/>
-              <w:right w:type="dxa" w:w="120"/>
-            </w:tcMar>
-          </w:tcPr>
-          <w:p>
-            <w:pPr>
-              <w:spacing w:after="0" w:before="0"/>
-            </w:pPr>
-            <w:r>
-              <w:rPr>
-                <w:rFonts w:ascii="Arial" w:cs="Arial" w:eastAsia="Arial" w:hAnsi="Arial"/>
-                <w:b w:val="false"/>
-                <w:bCs w:val="false"/>
-                <w:color w:val="1E293B"/>
-                <w:sz w:val="19"/>
-                <w:szCs w:val="19"/>
-              </w:rPr>
-              <w:t xml:space="preserve">Config JSON files; mounted read-write</w:t>
+              <w:t xml:space="preserve">Config Storage</w:t>
+            </w:r>
+          </w:p>
+        </w:tc>
+        <w:tc>
+          <w:tcPr>
+            <w:tcW w:type="dxa" w:w="3120"/>
+            <w:tcBorders>
+              <w:top w:val="single" w:color="CBD5E1" w:sz="1"/>
+              <w:left w:val="single" w:color="CBD5E1" w:sz="1"/>
+              <w:bottom w:val="single" w:color="CBD5E1" w:sz="1"/>
+              <w:right w:val="single" w:color="CBD5E1" w:sz="1"/>
+            </w:tcBorders>
+            <w:shd w:fill="FFFFFF" w:val="clear"/>
+            <w:tcMar>
+              <w:top w:type="dxa" w:w="80"/>
+              <w:left w:type="dxa" w:w="120"/>
+              <w:bottom w:type="dxa" w:w="80"/>
+              <w:right w:type="dxa" w:w="120"/>
+            </w:tcMar>
+          </w:tcPr>
+          <w:p>
+            <w:pPr>
+              <w:spacing w:after="0" w:before="0"/>
+            </w:pPr>
+            <w:r>
+              <w:rPr>
+                <w:rFonts w:ascii="Arial" w:cs="Arial" w:eastAsia="Arial" w:hAnsi="Arial"/>
+                <w:b w:val="false"/>
+                <w:bCs w:val="false"/>
+                <w:color w:val="1E293B"/>
+                <w:sz w:val="19"/>
+                <w:szCs w:val="19"/>
+              </w:rPr>
+              <w:t xml:space="preserve">Local /app/sajhamcpserver/config</w:t>
+            </w:r>
+          </w:p>
+        </w:tc>
+        <w:tc>
+          <w:tcPr>
+            <w:tcW w:type="dxa" w:w="3120"/>
+            <w:tcBorders>
+              <w:top w:val="single" w:color="CBD5E1" w:sz="1"/>
+              <w:left w:val="single" w:color="CBD5E1" w:sz="1"/>
+              <w:bottom w:val="single" w:color="CBD5E1" w:sz="1"/>
+              <w:right w:val="single" w:color="CBD5E1" w:sz="1"/>
+            </w:tcBorders>
+            <w:shd w:fill="FFFFFF" w:val="clear"/>
+            <w:tcMar>
+              <w:top w:type="dxa" w:w="80"/>
+              <w:left w:type="dxa" w:w="120"/>
+              <w:bottom w:type="dxa" w:w="80"/>
+              <w:right w:type="dxa" w:w="120"/>
+            </w:tcMar>
+          </w:tcPr>
+          <w:p>
+            <w:pPr>
+              <w:spacing w:after="0" w:before="0"/>
+            </w:pPr>
+            <w:r>
+              <w:rPr>
+                <w:rFonts w:ascii="Arial" w:cs="Arial" w:eastAsia="Arial" w:hAnsi="Arial"/>
+                <w:b w:val="false"/>
+                <w:bCs w:val="false"/>
+                <w:color w:val="1E293B"/>
+                <w:sz w:val="19"/>
+                <w:szCs w:val="19"/>
+              </w:rPr>
+              <w:t xml:space="preserve">Config JSON files (container-internal)</w:t>
             </w:r>
           </w:p>
         </w:tc>
@@ -2770,7 +2784,7 @@
           <w:sz w:val="22"/>
           <w:szCs w:val="22"/>
         </w:rPr>
-        <w:t xml:space="preserve">Task CPU/Memory: agent-server 1024/2048; sajha-mcp 2048/4096</w:t>
+        <w:t xml:space="preserve">Container CPU/Memory: 1024/2048 (supports all three processes); adjust based on concurrent load</w:t>
       </w:r>
     </w:p>
     <w:p>
@@ -2789,7 +2803,7 @@
           <w:sz w:val="22"/>
           <w:szCs w:val="22"/>
         </w:rPr>
-        <w:t xml:space="preserve">Service discovery: AWS Cloud Map (service.local DNS) for internal communication</w:t>
+        <w:t xml:space="preserve">Service discovery: Not needed (all processes in single container communicate via localhost:port)</w:t>
       </w:r>
     </w:p>
     <w:p>
@@ -2808,7 +2822,7 @@
           <w:sz w:val="22"/>
           <w:szCs w:val="22"/>
         </w:rPr>
-        <w:t xml:space="preserve">Log driver: awslogs to CloudWatch Log Group /bpulse/{service}</w:t>
+        <w:t xml:space="preserve">Log driver: awslogs to CloudWatch Log Group /bpulse (all processes in single stream); use supervisord log files</w:t>
       </w:r>
     </w:p>
     <w:p>
@@ -2846,7 +2860,7 @@
           <w:sz w:val="22"/>
           <w:szCs w:val="22"/>
         </w:rPr>
-        <w:t xml:space="preserve">IAM task role: secretsmanager:GetSecretValue, s3:PutObject (audit), efs:ClientMount</w:t>
+        <w:t xml:space="preserve">IAM task role: secretsmanager:GetSecretValue (secrets), s3:PutObject (audit logs); no EFS needed (container-local storage)</w:t>
       </w:r>
     </w:p>
     <w:p>
